--- a/чтосделано.docx
+++ b/чтосделано.docx
@@ -6,9 +6,9 @@
       <w:r>
         <w:drawing>
           <wp:inline distT="0" distB="0" distL="114300" distR="114300">
-            <wp:extent cx="6276975" cy="3388995"/>
-            <wp:effectExtent l="0" t="0" r="1905" b="9525"/>
-            <wp:docPr id="10" name="Изображение 9" descr="Снимок экрана 2026-03-24 211653"/>
+            <wp:extent cx="6372860" cy="3432810"/>
+            <wp:effectExtent l="0" t="0" r="12700" b="11430"/>
+            <wp:docPr id="2" name="Изображение 1"/>
             <wp:cNvGraphicFramePr>
               <a:graphicFrameLocks xmlns:a="http://schemas.openxmlformats.org/drawingml/2006/main" noChangeAspect="1"/>
             </wp:cNvGraphicFramePr>
@@ -16,7 +16,7 @@
               <a:graphicData uri="http://schemas.openxmlformats.org/drawingml/2006/picture">
                 <pic:pic xmlns:pic="http://schemas.openxmlformats.org/drawingml/2006/picture">
                   <pic:nvPicPr>
-                    <pic:cNvPr id="10" name="Изображение 9" descr="Снимок экрана 2026-03-24 211653"/>
+                    <pic:cNvPr id="2" name="Изображение 1"/>
                     <pic:cNvPicPr>
                       <a:picLocks noChangeAspect="1"/>
                     </pic:cNvPicPr>
@@ -30,11 +30,15 @@
                   <pic:spPr>
                     <a:xfrm>
                       <a:off x="0" y="0"/>
-                      <a:ext cx="6276975" cy="3388995"/>
+                      <a:ext cx="6372860" cy="3432810"/>
                     </a:xfrm>
                     <a:prstGeom prst="rect">
                       <a:avLst/>
                     </a:prstGeom>
+                    <a:noFill/>
+                    <a:ln>
+                      <a:noFill/>
+                    </a:ln>
                   </pic:spPr>
                 </pic:pic>
               </a:graphicData>
@@ -42,16 +46,14 @@
           </wp:inline>
         </w:drawing>
       </w:r>
-      <w:bookmarkStart w:id="0" w:name="_GoBack"/>
-      <w:bookmarkEnd w:id="0"/>
     </w:p>
     <w:p>
       <w:r>
         <w:drawing>
           <wp:inline distT="0" distB="0" distL="114300" distR="114300">
-            <wp:extent cx="6271260" cy="3393440"/>
-            <wp:effectExtent l="0" t="0" r="7620" b="5080"/>
-            <wp:docPr id="3" name="Изображение 2" descr="Снимок экрана 2026-03-24 211701"/>
+            <wp:extent cx="6388735" cy="3458845"/>
+            <wp:effectExtent l="0" t="0" r="12065" b="635"/>
+            <wp:docPr id="3" name="Изображение 2"/>
             <wp:cNvGraphicFramePr>
               <a:graphicFrameLocks xmlns:a="http://schemas.openxmlformats.org/drawingml/2006/main" noChangeAspect="1"/>
             </wp:cNvGraphicFramePr>
@@ -59,7 +61,7 @@
               <a:graphicData uri="http://schemas.openxmlformats.org/drawingml/2006/picture">
                 <pic:pic xmlns:pic="http://schemas.openxmlformats.org/drawingml/2006/picture">
                   <pic:nvPicPr>
-                    <pic:cNvPr id="3" name="Изображение 2" descr="Снимок экрана 2026-03-24 211701"/>
+                    <pic:cNvPr id="3" name="Изображение 2"/>
                     <pic:cNvPicPr>
                       <a:picLocks noChangeAspect="1"/>
                     </pic:cNvPicPr>
@@ -73,11 +75,15 @@
                   <pic:spPr>
                     <a:xfrm>
                       <a:off x="0" y="0"/>
-                      <a:ext cx="6271260" cy="3393440"/>
+                      <a:ext cx="6388735" cy="3458845"/>
                     </a:xfrm>
                     <a:prstGeom prst="rect">
                       <a:avLst/>
                     </a:prstGeom>
+                    <a:noFill/>
+                    <a:ln>
+                      <a:noFill/>
+                    </a:ln>
                   </pic:spPr>
                 </pic:pic>
               </a:graphicData>
@@ -86,13 +92,14 @@
         </w:drawing>
       </w:r>
     </w:p>
+    <w:p/>
     <w:p>
       <w:r>
         <w:drawing>
           <wp:inline distT="0" distB="0" distL="114300" distR="114300">
-            <wp:extent cx="6159500" cy="3332480"/>
-            <wp:effectExtent l="0" t="0" r="12700" b="5080"/>
-            <wp:docPr id="5" name="Изображение 4" descr="Снимок экрана 2026-03-24 211720"/>
+            <wp:extent cx="6405880" cy="3492500"/>
+            <wp:effectExtent l="0" t="0" r="10160" b="12700"/>
+            <wp:docPr id="4" name="Изображение 3"/>
             <wp:cNvGraphicFramePr>
               <a:graphicFrameLocks xmlns:a="http://schemas.openxmlformats.org/drawingml/2006/main" noChangeAspect="1"/>
             </wp:cNvGraphicFramePr>
@@ -100,7 +107,7 @@
               <a:graphicData uri="http://schemas.openxmlformats.org/drawingml/2006/picture">
                 <pic:pic xmlns:pic="http://schemas.openxmlformats.org/drawingml/2006/picture">
                   <pic:nvPicPr>
-                    <pic:cNvPr id="5" name="Изображение 4" descr="Снимок экрана 2026-03-24 211720"/>
+                    <pic:cNvPr id="4" name="Изображение 3"/>
                     <pic:cNvPicPr>
                       <a:picLocks noChangeAspect="1"/>
                     </pic:cNvPicPr>
@@ -114,11 +121,15 @@
                   <pic:spPr>
                     <a:xfrm>
                       <a:off x="0" y="0"/>
-                      <a:ext cx="6159500" cy="3332480"/>
+                      <a:ext cx="6405880" cy="3492500"/>
                     </a:xfrm>
                     <a:prstGeom prst="rect">
                       <a:avLst/>
                     </a:prstGeom>
+                    <a:noFill/>
+                    <a:ln>
+                      <a:noFill/>
+                    </a:ln>
                   </pic:spPr>
                 </pic:pic>
               </a:graphicData>
@@ -127,13 +138,14 @@
         </w:drawing>
       </w:r>
     </w:p>
+    <w:p/>
     <w:p>
       <w:r>
         <w:drawing>
           <wp:inline distT="0" distB="0" distL="114300" distR="114300">
-            <wp:extent cx="6157595" cy="3314700"/>
-            <wp:effectExtent l="0" t="0" r="14605" b="7620"/>
-            <wp:docPr id="1" name="Изображение 2" descr="Снимок экрана 2026-03-24 211730"/>
+            <wp:extent cx="6406515" cy="3505835"/>
+            <wp:effectExtent l="0" t="0" r="9525" b="14605"/>
+            <wp:docPr id="5" name="Изображение 4"/>
             <wp:cNvGraphicFramePr>
               <a:graphicFrameLocks xmlns:a="http://schemas.openxmlformats.org/drawingml/2006/main" noChangeAspect="1"/>
             </wp:cNvGraphicFramePr>
@@ -141,7 +153,7 @@
               <a:graphicData uri="http://schemas.openxmlformats.org/drawingml/2006/picture">
                 <pic:pic xmlns:pic="http://schemas.openxmlformats.org/drawingml/2006/picture">
                   <pic:nvPicPr>
-                    <pic:cNvPr id="1" name="Изображение 2" descr="Снимок экрана 2026-03-24 211730"/>
+                    <pic:cNvPr id="5" name="Изображение 4"/>
                     <pic:cNvPicPr>
                       <a:picLocks noChangeAspect="1"/>
                     </pic:cNvPicPr>
@@ -155,11 +167,15 @@
                   <pic:spPr>
                     <a:xfrm>
                       <a:off x="0" y="0"/>
-                      <a:ext cx="6157595" cy="3314700"/>
+                      <a:ext cx="6406515" cy="3505835"/>
                     </a:xfrm>
                     <a:prstGeom prst="rect">
                       <a:avLst/>
                     </a:prstGeom>
+                    <a:noFill/>
+                    <a:ln>
+                      <a:noFill/>
+                    </a:ln>
                   </pic:spPr>
                 </pic:pic>
               </a:graphicData>
@@ -172,9 +188,9 @@
       <w:r>
         <w:drawing>
           <wp:inline distT="0" distB="0" distL="114300" distR="114300">
-            <wp:extent cx="6094730" cy="3284220"/>
-            <wp:effectExtent l="0" t="0" r="1270" b="7620"/>
-            <wp:docPr id="2" name="Изображение 4" descr="Снимок экрана 2026-03-24 211739"/>
+            <wp:extent cx="6409690" cy="3463925"/>
+            <wp:effectExtent l="0" t="0" r="6350" b="10795"/>
+            <wp:docPr id="6" name="Изображение 5"/>
             <wp:cNvGraphicFramePr>
               <a:graphicFrameLocks xmlns:a="http://schemas.openxmlformats.org/drawingml/2006/main" noChangeAspect="1"/>
             </wp:cNvGraphicFramePr>
@@ -182,7 +198,7 @@
               <a:graphicData uri="http://schemas.openxmlformats.org/drawingml/2006/picture">
                 <pic:pic xmlns:pic="http://schemas.openxmlformats.org/drawingml/2006/picture">
                   <pic:nvPicPr>
-                    <pic:cNvPr id="2" name="Изображение 4" descr="Снимок экрана 2026-03-24 211739"/>
+                    <pic:cNvPr id="6" name="Изображение 5"/>
                     <pic:cNvPicPr>
                       <a:picLocks noChangeAspect="1"/>
                     </pic:cNvPicPr>
@@ -196,11 +212,257 @@
                   <pic:spPr>
                     <a:xfrm>
                       <a:off x="0" y="0"/>
-                      <a:ext cx="6094730" cy="3284220"/>
+                      <a:ext cx="6409690" cy="3463925"/>
                     </a:xfrm>
                     <a:prstGeom prst="rect">
                       <a:avLst/>
                     </a:prstGeom>
+                    <a:noFill/>
+                    <a:ln>
+                      <a:noFill/>
+                    </a:ln>
+                  </pic:spPr>
+                </pic:pic>
+              </a:graphicData>
+            </a:graphic>
+          </wp:inline>
+        </w:drawing>
+      </w:r>
+      <w:bookmarkStart w:id="0" w:name="_GoBack"/>
+      <w:bookmarkEnd w:id="0"/>
+    </w:p>
+    <w:p>
+      <w:pPr>
+        <w:rPr>
+          <w:rFonts w:hint="default"/>
+        </w:rPr>
+      </w:pPr>
+      <w:r>
+        <w:rPr>
+          <w:rFonts w:hint="default"/>
+        </w:rPr>
+        <w:t>Красный — задача на критическом пути (isCritical = true)</w:t>
+      </w:r>
+    </w:p>
+    <w:p>
+      <w:pPr>
+        <w:rPr>
+          <w:rFonts w:hint="default"/>
+        </w:rPr>
+      </w:pPr>
+      <w:r>
+        <w:rPr>
+          <w:rFonts w:hint="default"/>
+        </w:rPr>
+        <w:t>Синий — обычная (некритическая) задача (isCritical = false)</w:t>
+      </w:r>
+    </w:p>
+    <w:p>
+      <w:pPr>
+        <w:rPr>
+          <w:rFonts w:hint="default"/>
+        </w:rPr>
+      </w:pPr>
+      <w:r>
+        <w:rPr>
+          <w:rFonts w:hint="default"/>
+        </w:rPr>
+        <w:t>А флаг isCritical рассчитывается из результата CPM как нулевой резерв времени (total_float ~= 0):</w:t>
+      </w:r>
+    </w:p>
+    <w:p>
+      <w:pPr>
+        <w:rPr>
+          <w:rFonts w:hint="default"/>
+          <w:lang w:val="en-US"/>
+        </w:rPr>
+      </w:pPr>
+      <w:r>
+        <w:rPr>
+          <w:rFonts w:hint="default"/>
+        </w:rPr>
+        <w:t>isCritical: Math.abs(op.total_float) &lt; 1e-6</w:t>
+      </w:r>
+    </w:p>
+    <w:p>
+      <w:r>
+        <w:drawing>
+          <wp:inline distT="0" distB="0" distL="114300" distR="114300">
+            <wp:extent cx="6422390" cy="3462655"/>
+            <wp:effectExtent l="0" t="0" r="8890" b="12065"/>
+            <wp:docPr id="7" name="Изображение 6"/>
+            <wp:cNvGraphicFramePr>
+              <a:graphicFrameLocks xmlns:a="http://schemas.openxmlformats.org/drawingml/2006/main" noChangeAspect="1"/>
+            </wp:cNvGraphicFramePr>
+            <a:graphic xmlns:a="http://schemas.openxmlformats.org/drawingml/2006/main">
+              <a:graphicData uri="http://schemas.openxmlformats.org/drawingml/2006/picture">
+                <pic:pic xmlns:pic="http://schemas.openxmlformats.org/drawingml/2006/picture">
+                  <pic:nvPicPr>
+                    <pic:cNvPr id="7" name="Изображение 6"/>
+                    <pic:cNvPicPr>
+                      <a:picLocks noChangeAspect="1"/>
+                    </pic:cNvPicPr>
+                  </pic:nvPicPr>
+                  <pic:blipFill>
+                    <a:blip r:embed="rId9"/>
+                    <a:stretch>
+                      <a:fillRect/>
+                    </a:stretch>
+                  </pic:blipFill>
+                  <pic:spPr>
+                    <a:xfrm>
+                      <a:off x="0" y="0"/>
+                      <a:ext cx="6422390" cy="3462655"/>
+                    </a:xfrm>
+                    <a:prstGeom prst="rect">
+                      <a:avLst/>
+                    </a:prstGeom>
+                    <a:noFill/>
+                    <a:ln>
+                      <a:noFill/>
+                    </a:ln>
+                  </pic:spPr>
+                </pic:pic>
+              </a:graphicData>
+            </a:graphic>
+          </wp:inline>
+        </w:drawing>
+      </w:r>
+    </w:p>
+    <w:p/>
+    <w:p>
+      <w:r>
+        <w:drawing>
+          <wp:inline distT="0" distB="0" distL="114300" distR="114300">
+            <wp:extent cx="6410960" cy="3449320"/>
+            <wp:effectExtent l="0" t="0" r="5080" b="10160"/>
+            <wp:docPr id="8" name="Изображение 7"/>
+            <wp:cNvGraphicFramePr>
+              <a:graphicFrameLocks xmlns:a="http://schemas.openxmlformats.org/drawingml/2006/main" noChangeAspect="1"/>
+            </wp:cNvGraphicFramePr>
+            <a:graphic xmlns:a="http://schemas.openxmlformats.org/drawingml/2006/main">
+              <a:graphicData uri="http://schemas.openxmlformats.org/drawingml/2006/picture">
+                <pic:pic xmlns:pic="http://schemas.openxmlformats.org/drawingml/2006/picture">
+                  <pic:nvPicPr>
+                    <pic:cNvPr id="8" name="Изображение 7"/>
+                    <pic:cNvPicPr>
+                      <a:picLocks noChangeAspect="1"/>
+                    </pic:cNvPicPr>
+                  </pic:nvPicPr>
+                  <pic:blipFill>
+                    <a:blip r:embed="rId10"/>
+                    <a:stretch>
+                      <a:fillRect/>
+                    </a:stretch>
+                  </pic:blipFill>
+                  <pic:spPr>
+                    <a:xfrm>
+                      <a:off x="0" y="0"/>
+                      <a:ext cx="6410960" cy="3449320"/>
+                    </a:xfrm>
+                    <a:prstGeom prst="rect">
+                      <a:avLst/>
+                    </a:prstGeom>
+                    <a:noFill/>
+                    <a:ln>
+                      <a:noFill/>
+                    </a:ln>
+                  </pic:spPr>
+                </pic:pic>
+              </a:graphicData>
+            </a:graphic>
+          </wp:inline>
+        </w:drawing>
+      </w:r>
+    </w:p>
+    <w:p>
+      <w:r>
+        <w:drawing>
+          <wp:inline distT="0" distB="0" distL="114300" distR="114300">
+            <wp:extent cx="4759960" cy="3276600"/>
+            <wp:effectExtent l="0" t="0" r="10160" b="0"/>
+            <wp:docPr id="10" name="Изображение 9"/>
+            <wp:cNvGraphicFramePr>
+              <a:graphicFrameLocks xmlns:a="http://schemas.openxmlformats.org/drawingml/2006/main" noChangeAspect="1"/>
+            </wp:cNvGraphicFramePr>
+            <a:graphic xmlns:a="http://schemas.openxmlformats.org/drawingml/2006/main">
+              <a:graphicData uri="http://schemas.openxmlformats.org/drawingml/2006/picture">
+                <pic:pic xmlns:pic="http://schemas.openxmlformats.org/drawingml/2006/picture">
+                  <pic:nvPicPr>
+                    <pic:cNvPr id="10" name="Изображение 9"/>
+                    <pic:cNvPicPr>
+                      <a:picLocks noChangeAspect="1"/>
+                    </pic:cNvPicPr>
+                  </pic:nvPicPr>
+                  <pic:blipFill>
+                    <a:blip r:embed="rId11"/>
+                    <a:stretch>
+                      <a:fillRect/>
+                    </a:stretch>
+                  </pic:blipFill>
+                  <pic:spPr>
+                    <a:xfrm>
+                      <a:off x="0" y="0"/>
+                      <a:ext cx="4759960" cy="3276600"/>
+                    </a:xfrm>
+                    <a:prstGeom prst="rect">
+                      <a:avLst/>
+                    </a:prstGeom>
+                    <a:noFill/>
+                    <a:ln>
+                      <a:noFill/>
+                    </a:ln>
+                  </pic:spPr>
+                </pic:pic>
+              </a:graphicData>
+            </a:graphic>
+          </wp:inline>
+        </w:drawing>
+      </w:r>
+    </w:p>
+    <w:p>
+      <w:pPr>
+        <w:rPr>
+          <w:rFonts w:hint="default"/>
+          <w:lang w:val="ru-RU"/>
+        </w:rPr>
+      </w:pPr>
+      <w:r>
+        <w:drawing>
+          <wp:inline distT="0" distB="0" distL="114300" distR="114300">
+            <wp:extent cx="6202680" cy="1799590"/>
+            <wp:effectExtent l="0" t="0" r="0" b="13970"/>
+            <wp:docPr id="9" name="Изображение 8"/>
+            <wp:cNvGraphicFramePr>
+              <a:graphicFrameLocks xmlns:a="http://schemas.openxmlformats.org/drawingml/2006/main" noChangeAspect="1"/>
+            </wp:cNvGraphicFramePr>
+            <a:graphic xmlns:a="http://schemas.openxmlformats.org/drawingml/2006/main">
+              <a:graphicData uri="http://schemas.openxmlformats.org/drawingml/2006/picture">
+                <pic:pic xmlns:pic="http://schemas.openxmlformats.org/drawingml/2006/picture">
+                  <pic:nvPicPr>
+                    <pic:cNvPr id="9" name="Изображение 8"/>
+                    <pic:cNvPicPr>
+                      <a:picLocks noChangeAspect="1"/>
+                    </pic:cNvPicPr>
+                  </pic:nvPicPr>
+                  <pic:blipFill>
+                    <a:blip r:embed="rId12"/>
+                    <a:stretch>
+                      <a:fillRect/>
+                    </a:stretch>
+                  </pic:blipFill>
+                  <pic:spPr>
+                    <a:xfrm>
+                      <a:off x="0" y="0"/>
+                      <a:ext cx="6202680" cy="1799590"/>
+                    </a:xfrm>
+                    <a:prstGeom prst="rect">
+                      <a:avLst/>
+                    </a:prstGeom>
+                    <a:noFill/>
+                    <a:ln>
+                      <a:noFill/>
+                    </a:ln>
                   </pic:spPr>
                 </pic:pic>
               </a:graphicData>
@@ -333,7 +595,7 @@
     <w:lsdException w:unhideWhenUsed="0" w:uiPriority="0" w:semiHidden="0" w:name="HTML Sample"/>
     <w:lsdException w:unhideWhenUsed="0" w:uiPriority="0" w:semiHidden="0" w:name="HTML Typewriter"/>
     <w:lsdException w:unhideWhenUsed="0" w:uiPriority="0" w:semiHidden="0" w:name="HTML Variable"/>
-    <w:lsdException w:unhideWhenUsed="0" w:uiPriority="0" w:name="Normal Table"/>
+    <w:lsdException w:qFormat="1" w:unhideWhenUsed="0" w:uiPriority="0" w:name="Normal Table"/>
     <w:lsdException w:unhideWhenUsed="0" w:uiPriority="0" w:semiHidden="0" w:name="annotation subject"/>
     <w:lsdException w:unhideWhenUsed="0" w:uiPriority="0" w:semiHidden="0" w:name="Table Simple 1"/>
     <w:lsdException w:unhideWhenUsed="0" w:uiPriority="0" w:semiHidden="0" w:name="Table Simple 2"/>
@@ -398,6 +660,7 @@
   <w:style w:type="table" w:default="1" w:styleId="3">
     <w:name w:val="Normal Table"/>
     <w:semiHidden/>
+    <w:qFormat/>
     <w:uiPriority w:val="0"/>
     <w:tblPr>
       <w:tblCellMar>

--- a/чтосделано.docx
+++ b/чтосделано.docx
@@ -3,20 +3,23 @@
 <w:document xmlns:wpc="http://schemas.microsoft.com/office/word/2010/wordprocessingCanvas" xmlns:mc="http://schemas.openxmlformats.org/markup-compatibility/2006" xmlns:o="urn:schemas-microsoft-com:office:office" xmlns:r="http://schemas.openxmlformats.org/officeDocument/2006/relationships" xmlns:m="http://schemas.openxmlformats.org/officeDocument/2006/math" xmlns:v="urn:schemas-microsoft-com:vml" xmlns:wp14="http://schemas.microsoft.com/office/word/2010/wordprocessingDrawing" xmlns:wp="http://schemas.openxmlformats.org/drawingml/2006/wordprocessingDrawing" xmlns:w="http://schemas.openxmlformats.org/wordprocessingml/2006/main" xmlns:w14="http://schemas.microsoft.com/office/word/2010/wordml" xmlns:w10="urn:schemas-microsoft-com:office:word" xmlns:w15="http://schemas.microsoft.com/office/word/2012/wordml" xmlns:wpg="http://schemas.microsoft.com/office/word/2010/wordprocessingGroup" xmlns:wpi="http://schemas.microsoft.com/office/word/2010/wordprocessingInk" xmlns:wne="http://schemas.microsoft.com/office/word/2006/wordml" xmlns:wps="http://schemas.microsoft.com/office/word/2010/wordprocessingShape" xmlns:wpsCustomData="http://www.wps.cn/officeDocument/2013/wpsCustomData" mc:Ignorable="w14 w15 wp14">
   <w:body>
     <w:p>
-      <w:r>
-        <w:drawing>
-          <wp:inline distT="0" distB="0" distL="114300" distR="114300">
-            <wp:extent cx="6372860" cy="3432810"/>
-            <wp:effectExtent l="0" t="0" r="12700" b="11430"/>
-            <wp:docPr id="2" name="Изображение 1"/>
-            <wp:cNvGraphicFramePr>
-              <a:graphicFrameLocks xmlns:a="http://schemas.openxmlformats.org/drawingml/2006/main" noChangeAspect="1"/>
-            </wp:cNvGraphicFramePr>
-            <a:graphic xmlns:a="http://schemas.openxmlformats.org/drawingml/2006/main">
-              <a:graphicData uri="http://schemas.openxmlformats.org/drawingml/2006/picture">
-                <pic:pic xmlns:pic="http://schemas.openxmlformats.org/drawingml/2006/picture">
-                  <pic:nvPicPr>
-                    <pic:cNvPr id="2" name="Изображение 1"/>
+      <w:pPr>
+        <w:jc w:val="left"/>
+      </w:pPr>
+      <w:r>
+        <w:drawing>
+          <wp:inline distT="0" distB="0" distL="114300" distR="114300">
+            <wp:extent cx="7535545" cy="4114165"/>
+            <wp:effectExtent l="0" t="0" r="8255" b="635"/>
+            <wp:docPr id="1" name="Изображение 1"/>
+            <wp:cNvGraphicFramePr>
+              <a:graphicFrameLocks xmlns:a="http://schemas.openxmlformats.org/drawingml/2006/main" noChangeAspect="1"/>
+            </wp:cNvGraphicFramePr>
+            <a:graphic xmlns:a="http://schemas.openxmlformats.org/drawingml/2006/main">
+              <a:graphicData uri="http://schemas.openxmlformats.org/drawingml/2006/picture">
+                <pic:pic xmlns:pic="http://schemas.openxmlformats.org/drawingml/2006/picture">
+                  <pic:nvPicPr>
+                    <pic:cNvPr id="1" name="Изображение 1"/>
                     <pic:cNvPicPr>
                       <a:picLocks noChangeAspect="1"/>
                     </pic:cNvPicPr>
@@ -30,38 +33,41 @@
                   <pic:spPr>
                     <a:xfrm>
                       <a:off x="0" y="0"/>
-                      <a:ext cx="6372860" cy="3432810"/>
-                    </a:xfrm>
-                    <a:prstGeom prst="rect">
-                      <a:avLst/>
-                    </a:prstGeom>
-                    <a:noFill/>
-                    <a:ln>
-                      <a:noFill/>
-                    </a:ln>
-                  </pic:spPr>
-                </pic:pic>
-              </a:graphicData>
-            </a:graphic>
-          </wp:inline>
-        </w:drawing>
-      </w:r>
-    </w:p>
-    <w:p>
-      <w:r>
-        <w:drawing>
-          <wp:inline distT="0" distB="0" distL="114300" distR="114300">
-            <wp:extent cx="6388735" cy="3458845"/>
-            <wp:effectExtent l="0" t="0" r="12065" b="635"/>
-            <wp:docPr id="3" name="Изображение 2"/>
-            <wp:cNvGraphicFramePr>
-              <a:graphicFrameLocks xmlns:a="http://schemas.openxmlformats.org/drawingml/2006/main" noChangeAspect="1"/>
-            </wp:cNvGraphicFramePr>
-            <a:graphic xmlns:a="http://schemas.openxmlformats.org/drawingml/2006/main">
-              <a:graphicData uri="http://schemas.openxmlformats.org/drawingml/2006/picture">
-                <pic:pic xmlns:pic="http://schemas.openxmlformats.org/drawingml/2006/picture">
-                  <pic:nvPicPr>
-                    <pic:cNvPr id="3" name="Изображение 2"/>
+                      <a:ext cx="7535545" cy="4114165"/>
+                    </a:xfrm>
+                    <a:prstGeom prst="rect">
+                      <a:avLst/>
+                    </a:prstGeom>
+                    <a:noFill/>
+                    <a:ln>
+                      <a:noFill/>
+                    </a:ln>
+                  </pic:spPr>
+                </pic:pic>
+              </a:graphicData>
+            </a:graphic>
+          </wp:inline>
+        </w:drawing>
+      </w:r>
+    </w:p>
+    <w:p>
+      <w:pPr>
+        <w:jc w:val="left"/>
+      </w:pPr>
+      <w:r>
+        <w:drawing>
+          <wp:inline distT="0" distB="0" distL="114300" distR="114300">
+            <wp:extent cx="7546975" cy="4062730"/>
+            <wp:effectExtent l="0" t="0" r="12065" b="6350"/>
+            <wp:docPr id="2" name="Изображение 2"/>
+            <wp:cNvGraphicFramePr>
+              <a:graphicFrameLocks xmlns:a="http://schemas.openxmlformats.org/drawingml/2006/main" noChangeAspect="1"/>
+            </wp:cNvGraphicFramePr>
+            <a:graphic xmlns:a="http://schemas.openxmlformats.org/drawingml/2006/main">
+              <a:graphicData uri="http://schemas.openxmlformats.org/drawingml/2006/picture">
+                <pic:pic xmlns:pic="http://schemas.openxmlformats.org/drawingml/2006/picture">
+                  <pic:nvPicPr>
+                    <pic:cNvPr id="2" name="Изображение 2"/>
                     <pic:cNvPicPr>
                       <a:picLocks noChangeAspect="1"/>
                     </pic:cNvPicPr>
@@ -75,39 +81,41 @@
                   <pic:spPr>
                     <a:xfrm>
                       <a:off x="0" y="0"/>
-                      <a:ext cx="6388735" cy="3458845"/>
-                    </a:xfrm>
-                    <a:prstGeom prst="rect">
-                      <a:avLst/>
-                    </a:prstGeom>
-                    <a:noFill/>
-                    <a:ln>
-                      <a:noFill/>
-                    </a:ln>
-                  </pic:spPr>
-                </pic:pic>
-              </a:graphicData>
-            </a:graphic>
-          </wp:inline>
-        </w:drawing>
-      </w:r>
-    </w:p>
-    <w:p/>
-    <w:p>
-      <w:r>
-        <w:drawing>
-          <wp:inline distT="0" distB="0" distL="114300" distR="114300">
-            <wp:extent cx="6405880" cy="3492500"/>
-            <wp:effectExtent l="0" t="0" r="10160" b="12700"/>
-            <wp:docPr id="4" name="Изображение 3"/>
-            <wp:cNvGraphicFramePr>
-              <a:graphicFrameLocks xmlns:a="http://schemas.openxmlformats.org/drawingml/2006/main" noChangeAspect="1"/>
-            </wp:cNvGraphicFramePr>
-            <a:graphic xmlns:a="http://schemas.openxmlformats.org/drawingml/2006/main">
-              <a:graphicData uri="http://schemas.openxmlformats.org/drawingml/2006/picture">
-                <pic:pic xmlns:pic="http://schemas.openxmlformats.org/drawingml/2006/picture">
-                  <pic:nvPicPr>
-                    <pic:cNvPr id="4" name="Изображение 3"/>
+                      <a:ext cx="7546975" cy="4062730"/>
+                    </a:xfrm>
+                    <a:prstGeom prst="rect">
+                      <a:avLst/>
+                    </a:prstGeom>
+                    <a:noFill/>
+                    <a:ln>
+                      <a:noFill/>
+                    </a:ln>
+                  </pic:spPr>
+                </pic:pic>
+              </a:graphicData>
+            </a:graphic>
+          </wp:inline>
+        </w:drawing>
+      </w:r>
+    </w:p>
+    <w:p>
+      <w:pPr>
+        <w:jc w:val="left"/>
+      </w:pPr>
+      <w:r>
+        <w:drawing>
+          <wp:inline distT="0" distB="0" distL="114300" distR="114300">
+            <wp:extent cx="7573010" cy="4100830"/>
+            <wp:effectExtent l="0" t="0" r="1270" b="13970"/>
+            <wp:docPr id="3" name="Изображение 3"/>
+            <wp:cNvGraphicFramePr>
+              <a:graphicFrameLocks xmlns:a="http://schemas.openxmlformats.org/drawingml/2006/main" noChangeAspect="1"/>
+            </wp:cNvGraphicFramePr>
+            <a:graphic xmlns:a="http://schemas.openxmlformats.org/drawingml/2006/main">
+              <a:graphicData uri="http://schemas.openxmlformats.org/drawingml/2006/picture">
+                <pic:pic xmlns:pic="http://schemas.openxmlformats.org/drawingml/2006/picture">
+                  <pic:nvPicPr>
+                    <pic:cNvPr id="3" name="Изображение 3"/>
                     <pic:cNvPicPr>
                       <a:picLocks noChangeAspect="1"/>
                     </pic:cNvPicPr>
@@ -121,39 +129,41 @@
                   <pic:spPr>
                     <a:xfrm>
                       <a:off x="0" y="0"/>
-                      <a:ext cx="6405880" cy="3492500"/>
-                    </a:xfrm>
-                    <a:prstGeom prst="rect">
-                      <a:avLst/>
-                    </a:prstGeom>
-                    <a:noFill/>
-                    <a:ln>
-                      <a:noFill/>
-                    </a:ln>
-                  </pic:spPr>
-                </pic:pic>
-              </a:graphicData>
-            </a:graphic>
-          </wp:inline>
-        </w:drawing>
-      </w:r>
-    </w:p>
-    <w:p/>
-    <w:p>
-      <w:r>
-        <w:drawing>
-          <wp:inline distT="0" distB="0" distL="114300" distR="114300">
-            <wp:extent cx="6406515" cy="3505835"/>
-            <wp:effectExtent l="0" t="0" r="9525" b="14605"/>
-            <wp:docPr id="5" name="Изображение 4"/>
-            <wp:cNvGraphicFramePr>
-              <a:graphicFrameLocks xmlns:a="http://schemas.openxmlformats.org/drawingml/2006/main" noChangeAspect="1"/>
-            </wp:cNvGraphicFramePr>
-            <a:graphic xmlns:a="http://schemas.openxmlformats.org/drawingml/2006/main">
-              <a:graphicData uri="http://schemas.openxmlformats.org/drawingml/2006/picture">
-                <pic:pic xmlns:pic="http://schemas.openxmlformats.org/drawingml/2006/picture">
-                  <pic:nvPicPr>
-                    <pic:cNvPr id="5" name="Изображение 4"/>
+                      <a:ext cx="7573010" cy="4100830"/>
+                    </a:xfrm>
+                    <a:prstGeom prst="rect">
+                      <a:avLst/>
+                    </a:prstGeom>
+                    <a:noFill/>
+                    <a:ln>
+                      <a:noFill/>
+                    </a:ln>
+                  </pic:spPr>
+                </pic:pic>
+              </a:graphicData>
+            </a:graphic>
+          </wp:inline>
+        </w:drawing>
+      </w:r>
+    </w:p>
+    <w:p>
+      <w:pPr>
+        <w:jc w:val="left"/>
+      </w:pPr>
+      <w:r>
+        <w:drawing>
+          <wp:inline distT="0" distB="0" distL="114300" distR="114300">
+            <wp:extent cx="7546975" cy="4105275"/>
+            <wp:effectExtent l="0" t="0" r="12065" b="9525"/>
+            <wp:docPr id="4" name="Изображение 4"/>
+            <wp:cNvGraphicFramePr>
+              <a:graphicFrameLocks xmlns:a="http://schemas.openxmlformats.org/drawingml/2006/main" noChangeAspect="1"/>
+            </wp:cNvGraphicFramePr>
+            <a:graphic xmlns:a="http://schemas.openxmlformats.org/drawingml/2006/main">
+              <a:graphicData uri="http://schemas.openxmlformats.org/drawingml/2006/picture">
+                <pic:pic xmlns:pic="http://schemas.openxmlformats.org/drawingml/2006/picture">
+                  <pic:nvPicPr>
+                    <pic:cNvPr id="4" name="Изображение 4"/>
                     <pic:cNvPicPr>
                       <a:picLocks noChangeAspect="1"/>
                     </pic:cNvPicPr>
@@ -167,138 +177,91 @@
                   <pic:spPr>
                     <a:xfrm>
                       <a:off x="0" y="0"/>
-                      <a:ext cx="6406515" cy="3505835"/>
-                    </a:xfrm>
-                    <a:prstGeom prst="rect">
-                      <a:avLst/>
-                    </a:prstGeom>
-                    <a:noFill/>
-                    <a:ln>
-                      <a:noFill/>
-                    </a:ln>
-                  </pic:spPr>
-                </pic:pic>
-              </a:graphicData>
-            </a:graphic>
-          </wp:inline>
-        </w:drawing>
-      </w:r>
-    </w:p>
-    <w:p>
-      <w:r>
-        <w:drawing>
-          <wp:inline distT="0" distB="0" distL="114300" distR="114300">
-            <wp:extent cx="6409690" cy="3463925"/>
-            <wp:effectExtent l="0" t="0" r="6350" b="10795"/>
-            <wp:docPr id="6" name="Изображение 5"/>
-            <wp:cNvGraphicFramePr>
-              <a:graphicFrameLocks xmlns:a="http://schemas.openxmlformats.org/drawingml/2006/main" noChangeAspect="1"/>
-            </wp:cNvGraphicFramePr>
-            <a:graphic xmlns:a="http://schemas.openxmlformats.org/drawingml/2006/main">
-              <a:graphicData uri="http://schemas.openxmlformats.org/drawingml/2006/picture">
-                <pic:pic xmlns:pic="http://schemas.openxmlformats.org/drawingml/2006/picture">
-                  <pic:nvPicPr>
-                    <pic:cNvPr id="6" name="Изображение 5"/>
-                    <pic:cNvPicPr>
-                      <a:picLocks noChangeAspect="1"/>
-                    </pic:cNvPicPr>
-                  </pic:nvPicPr>
-                  <pic:blipFill>
-                    <a:blip r:embed="rId8"/>
-                    <a:stretch>
-                      <a:fillRect/>
-                    </a:stretch>
-                  </pic:blipFill>
-                  <pic:spPr>
-                    <a:xfrm>
-                      <a:off x="0" y="0"/>
-                      <a:ext cx="6409690" cy="3463925"/>
-                    </a:xfrm>
-                    <a:prstGeom prst="rect">
-                      <a:avLst/>
-                    </a:prstGeom>
-                    <a:noFill/>
-                    <a:ln>
-                      <a:noFill/>
-                    </a:ln>
-                  </pic:spPr>
-                </pic:pic>
-              </a:graphicData>
-            </a:graphic>
-          </wp:inline>
-        </w:drawing>
-      </w:r>
+                      <a:ext cx="7546975" cy="4105275"/>
+                    </a:xfrm>
+                    <a:prstGeom prst="rect">
+                      <a:avLst/>
+                    </a:prstGeom>
+                    <a:noFill/>
+                    <a:ln>
+                      <a:noFill/>
+                    </a:ln>
+                  </pic:spPr>
+                </pic:pic>
+              </a:graphicData>
+            </a:graphic>
+          </wp:inline>
+        </w:drawing>
+      </w:r>
+    </w:p>
+    <w:p>
+      <w:pPr>
+        <w:jc w:val="left"/>
+      </w:pPr>
       <w:bookmarkStart w:id="0" w:name="_GoBack"/>
       <w:bookmarkEnd w:id="0"/>
-    </w:p>
-    <w:p>
-      <w:pPr>
-        <w:rPr>
-          <w:rFonts w:hint="default"/>
-        </w:rPr>
-      </w:pPr>
-      <w:r>
-        <w:rPr>
-          <w:rFonts w:hint="default"/>
-        </w:rPr>
-        <w:t>Красный — задача на критическом пути (isCritical = true)</w:t>
-      </w:r>
-    </w:p>
-    <w:p>
-      <w:pPr>
-        <w:rPr>
-          <w:rFonts w:hint="default"/>
-        </w:rPr>
-      </w:pPr>
-      <w:r>
-        <w:rPr>
-          <w:rFonts w:hint="default"/>
-        </w:rPr>
-        <w:t>Синий — обычная (некритическая) задача (isCritical = false)</w:t>
-      </w:r>
-    </w:p>
-    <w:p>
-      <w:pPr>
-        <w:rPr>
-          <w:rFonts w:hint="default"/>
-        </w:rPr>
-      </w:pPr>
-      <w:r>
-        <w:rPr>
-          <w:rFonts w:hint="default"/>
-        </w:rPr>
-        <w:t>А флаг isCritical рассчитывается из результата CPM как нулевой резерв времени (total_float ~= 0):</w:t>
-      </w:r>
-    </w:p>
-    <w:p>
-      <w:pPr>
-        <w:rPr>
-          <w:rFonts w:hint="default"/>
-          <w:lang w:val="en-US"/>
-        </w:rPr>
-      </w:pPr>
-      <w:r>
-        <w:rPr>
-          <w:rFonts w:hint="default"/>
-        </w:rPr>
-        <w:t>isCritical: Math.abs(op.total_float) &lt; 1e-6</w:t>
-      </w:r>
-    </w:p>
-    <w:p>
-      <w:r>
-        <w:drawing>
-          <wp:inline distT="0" distB="0" distL="114300" distR="114300">
-            <wp:extent cx="6422390" cy="3462655"/>
-            <wp:effectExtent l="0" t="0" r="8890" b="12065"/>
-            <wp:docPr id="7" name="Изображение 6"/>
-            <wp:cNvGraphicFramePr>
-              <a:graphicFrameLocks xmlns:a="http://schemas.openxmlformats.org/drawingml/2006/main" noChangeAspect="1"/>
-            </wp:cNvGraphicFramePr>
-            <a:graphic xmlns:a="http://schemas.openxmlformats.org/drawingml/2006/main">
-              <a:graphicData uri="http://schemas.openxmlformats.org/drawingml/2006/picture">
-                <pic:pic xmlns:pic="http://schemas.openxmlformats.org/drawingml/2006/picture">
-                  <pic:nvPicPr>
-                    <pic:cNvPr id="7" name="Изображение 6"/>
+      <w:r>
+        <w:drawing>
+          <wp:inline distT="0" distB="0" distL="114300" distR="114300">
+            <wp:extent cx="7541260" cy="4074795"/>
+            <wp:effectExtent l="0" t="0" r="2540" b="9525"/>
+            <wp:docPr id="18" name="Изображение 1"/>
+            <wp:cNvGraphicFramePr>
+              <a:graphicFrameLocks xmlns:a="http://schemas.openxmlformats.org/drawingml/2006/main" noChangeAspect="1"/>
+            </wp:cNvGraphicFramePr>
+            <a:graphic xmlns:a="http://schemas.openxmlformats.org/drawingml/2006/main">
+              <a:graphicData uri="http://schemas.openxmlformats.org/drawingml/2006/picture">
+                <pic:pic xmlns:pic="http://schemas.openxmlformats.org/drawingml/2006/picture">
+                  <pic:nvPicPr>
+                    <pic:cNvPr id="18" name="Изображение 1"/>
+                    <pic:cNvPicPr>
+                      <a:picLocks noChangeAspect="1"/>
+                    </pic:cNvPicPr>
+                  </pic:nvPicPr>
+                  <pic:blipFill>
+                    <a:blip r:embed="rId8"/>
+                    <a:stretch>
+                      <a:fillRect/>
+                    </a:stretch>
+                  </pic:blipFill>
+                  <pic:spPr>
+                    <a:xfrm>
+                      <a:off x="0" y="0"/>
+                      <a:ext cx="7541260" cy="4074795"/>
+                    </a:xfrm>
+                    <a:prstGeom prst="rect">
+                      <a:avLst/>
+                    </a:prstGeom>
+                    <a:noFill/>
+                    <a:ln>
+                      <a:noFill/>
+                    </a:ln>
+                  </pic:spPr>
+                </pic:pic>
+              </a:graphicData>
+            </a:graphic>
+          </wp:inline>
+        </w:drawing>
+      </w:r>
+    </w:p>
+    <w:p>
+      <w:pPr>
+        <w:jc w:val="left"/>
+      </w:pPr>
+      <w:r>
+        <w:drawing>
+          <wp:inline distT="0" distB="0" distL="114300" distR="114300">
+            <wp:extent cx="7562215" cy="4079240"/>
+            <wp:effectExtent l="0" t="0" r="12065" b="5080"/>
+            <wp:docPr id="5" name="Изображение 5"/>
+            <wp:cNvGraphicFramePr>
+              <a:graphicFrameLocks xmlns:a="http://schemas.openxmlformats.org/drawingml/2006/main" noChangeAspect="1"/>
+            </wp:cNvGraphicFramePr>
+            <a:graphic xmlns:a="http://schemas.openxmlformats.org/drawingml/2006/main">
+              <a:graphicData uri="http://schemas.openxmlformats.org/drawingml/2006/picture">
+                <pic:pic xmlns:pic="http://schemas.openxmlformats.org/drawingml/2006/picture">
+                  <pic:nvPicPr>
+                    <pic:cNvPr id="5" name="Изображение 5"/>
                     <pic:cNvPicPr>
                       <a:picLocks noChangeAspect="1"/>
                     </pic:cNvPicPr>
@@ -312,39 +275,41 @@
                   <pic:spPr>
                     <a:xfrm>
                       <a:off x="0" y="0"/>
-                      <a:ext cx="6422390" cy="3462655"/>
-                    </a:xfrm>
-                    <a:prstGeom prst="rect">
-                      <a:avLst/>
-                    </a:prstGeom>
-                    <a:noFill/>
-                    <a:ln>
-                      <a:noFill/>
-                    </a:ln>
-                  </pic:spPr>
-                </pic:pic>
-              </a:graphicData>
-            </a:graphic>
-          </wp:inline>
-        </w:drawing>
-      </w:r>
-    </w:p>
-    <w:p/>
-    <w:p>
-      <w:r>
-        <w:drawing>
-          <wp:inline distT="0" distB="0" distL="114300" distR="114300">
-            <wp:extent cx="6410960" cy="3449320"/>
-            <wp:effectExtent l="0" t="0" r="5080" b="10160"/>
-            <wp:docPr id="8" name="Изображение 7"/>
-            <wp:cNvGraphicFramePr>
-              <a:graphicFrameLocks xmlns:a="http://schemas.openxmlformats.org/drawingml/2006/main" noChangeAspect="1"/>
-            </wp:cNvGraphicFramePr>
-            <a:graphic xmlns:a="http://schemas.openxmlformats.org/drawingml/2006/main">
-              <a:graphicData uri="http://schemas.openxmlformats.org/drawingml/2006/picture">
-                <pic:pic xmlns:pic="http://schemas.openxmlformats.org/drawingml/2006/picture">
-                  <pic:nvPicPr>
-                    <pic:cNvPr id="8" name="Изображение 7"/>
+                      <a:ext cx="7562215" cy="4079240"/>
+                    </a:xfrm>
+                    <a:prstGeom prst="rect">
+                      <a:avLst/>
+                    </a:prstGeom>
+                    <a:noFill/>
+                    <a:ln>
+                      <a:noFill/>
+                    </a:ln>
+                  </pic:spPr>
+                </pic:pic>
+              </a:graphicData>
+            </a:graphic>
+          </wp:inline>
+        </w:drawing>
+      </w:r>
+    </w:p>
+    <w:p>
+      <w:pPr>
+        <w:jc w:val="left"/>
+      </w:pPr>
+      <w:r>
+        <w:drawing>
+          <wp:inline distT="0" distB="0" distL="114300" distR="114300">
+            <wp:extent cx="7540625" cy="4069080"/>
+            <wp:effectExtent l="0" t="0" r="3175" b="0"/>
+            <wp:docPr id="6" name="Изображение 6"/>
+            <wp:cNvGraphicFramePr>
+              <a:graphicFrameLocks xmlns:a="http://schemas.openxmlformats.org/drawingml/2006/main" noChangeAspect="1"/>
+            </wp:cNvGraphicFramePr>
+            <a:graphic xmlns:a="http://schemas.openxmlformats.org/drawingml/2006/main">
+              <a:graphicData uri="http://schemas.openxmlformats.org/drawingml/2006/picture">
+                <pic:pic xmlns:pic="http://schemas.openxmlformats.org/drawingml/2006/picture">
+                  <pic:nvPicPr>
+                    <pic:cNvPr id="6" name="Изображение 6"/>
                     <pic:cNvPicPr>
                       <a:picLocks noChangeAspect="1"/>
                     </pic:cNvPicPr>
@@ -358,38 +323,41 @@
                   <pic:spPr>
                     <a:xfrm>
                       <a:off x="0" y="0"/>
-                      <a:ext cx="6410960" cy="3449320"/>
-                    </a:xfrm>
-                    <a:prstGeom prst="rect">
-                      <a:avLst/>
-                    </a:prstGeom>
-                    <a:noFill/>
-                    <a:ln>
-                      <a:noFill/>
-                    </a:ln>
-                  </pic:spPr>
-                </pic:pic>
-              </a:graphicData>
-            </a:graphic>
-          </wp:inline>
-        </w:drawing>
-      </w:r>
-    </w:p>
-    <w:p>
-      <w:r>
-        <w:drawing>
-          <wp:inline distT="0" distB="0" distL="114300" distR="114300">
-            <wp:extent cx="4759960" cy="3276600"/>
-            <wp:effectExtent l="0" t="0" r="10160" b="0"/>
-            <wp:docPr id="10" name="Изображение 9"/>
-            <wp:cNvGraphicFramePr>
-              <a:graphicFrameLocks xmlns:a="http://schemas.openxmlformats.org/drawingml/2006/main" noChangeAspect="1"/>
-            </wp:cNvGraphicFramePr>
-            <a:graphic xmlns:a="http://schemas.openxmlformats.org/drawingml/2006/main">
-              <a:graphicData uri="http://schemas.openxmlformats.org/drawingml/2006/picture">
-                <pic:pic xmlns:pic="http://schemas.openxmlformats.org/drawingml/2006/picture">
-                  <pic:nvPicPr>
-                    <pic:cNvPr id="10" name="Изображение 9"/>
+                      <a:ext cx="7540625" cy="4069080"/>
+                    </a:xfrm>
+                    <a:prstGeom prst="rect">
+                      <a:avLst/>
+                    </a:prstGeom>
+                    <a:noFill/>
+                    <a:ln>
+                      <a:noFill/>
+                    </a:ln>
+                  </pic:spPr>
+                </pic:pic>
+              </a:graphicData>
+            </a:graphic>
+          </wp:inline>
+        </w:drawing>
+      </w:r>
+    </w:p>
+    <w:p>
+      <w:pPr>
+        <w:jc w:val="left"/>
+      </w:pPr>
+      <w:r>
+        <w:drawing>
+          <wp:inline distT="0" distB="0" distL="114300" distR="114300">
+            <wp:extent cx="7527925" cy="4036695"/>
+            <wp:effectExtent l="0" t="0" r="635" b="1905"/>
+            <wp:docPr id="7" name="Изображение 7"/>
+            <wp:cNvGraphicFramePr>
+              <a:graphicFrameLocks xmlns:a="http://schemas.openxmlformats.org/drawingml/2006/main" noChangeAspect="1"/>
+            </wp:cNvGraphicFramePr>
+            <a:graphic xmlns:a="http://schemas.openxmlformats.org/drawingml/2006/main">
+              <a:graphicData uri="http://schemas.openxmlformats.org/drawingml/2006/picture">
+                <pic:pic xmlns:pic="http://schemas.openxmlformats.org/drawingml/2006/picture">
+                  <pic:nvPicPr>
+                    <pic:cNvPr id="7" name="Изображение 7"/>
                     <pic:cNvPicPr>
                       <a:picLocks noChangeAspect="1"/>
                     </pic:cNvPicPr>
@@ -403,25 +371,458 @@
                   <pic:spPr>
                     <a:xfrm>
                       <a:off x="0" y="0"/>
-                      <a:ext cx="4759960" cy="3276600"/>
-                    </a:xfrm>
-                    <a:prstGeom prst="rect">
-                      <a:avLst/>
-                    </a:prstGeom>
-                    <a:noFill/>
-                    <a:ln>
-                      <a:noFill/>
-                    </a:ln>
-                  </pic:spPr>
-                </pic:pic>
-              </a:graphicData>
-            </a:graphic>
-          </wp:inline>
-        </w:drawing>
-      </w:r>
-    </w:p>
-    <w:p>
-      <w:pPr>
+                      <a:ext cx="7527925" cy="4036695"/>
+                    </a:xfrm>
+                    <a:prstGeom prst="rect">
+                      <a:avLst/>
+                    </a:prstGeom>
+                    <a:noFill/>
+                    <a:ln>
+                      <a:noFill/>
+                    </a:ln>
+                  </pic:spPr>
+                </pic:pic>
+              </a:graphicData>
+            </a:graphic>
+          </wp:inline>
+        </w:drawing>
+      </w:r>
+    </w:p>
+    <w:p>
+      <w:pPr>
+        <w:jc w:val="left"/>
+      </w:pPr>
+      <w:r>
+        <w:drawing>
+          <wp:inline distT="0" distB="0" distL="114300" distR="114300">
+            <wp:extent cx="7569835" cy="4082415"/>
+            <wp:effectExtent l="0" t="0" r="4445" b="1905"/>
+            <wp:docPr id="8" name="Изображение 8"/>
+            <wp:cNvGraphicFramePr>
+              <a:graphicFrameLocks xmlns:a="http://schemas.openxmlformats.org/drawingml/2006/main" noChangeAspect="1"/>
+            </wp:cNvGraphicFramePr>
+            <a:graphic xmlns:a="http://schemas.openxmlformats.org/drawingml/2006/main">
+              <a:graphicData uri="http://schemas.openxmlformats.org/drawingml/2006/picture">
+                <pic:pic xmlns:pic="http://schemas.openxmlformats.org/drawingml/2006/picture">
+                  <pic:nvPicPr>
+                    <pic:cNvPr id="8" name="Изображение 8"/>
+                    <pic:cNvPicPr>
+                      <a:picLocks noChangeAspect="1"/>
+                    </pic:cNvPicPr>
+                  </pic:nvPicPr>
+                  <pic:blipFill>
+                    <a:blip r:embed="rId12"/>
+                    <a:stretch>
+                      <a:fillRect/>
+                    </a:stretch>
+                  </pic:blipFill>
+                  <pic:spPr>
+                    <a:xfrm>
+                      <a:off x="0" y="0"/>
+                      <a:ext cx="7569835" cy="4082415"/>
+                    </a:xfrm>
+                    <a:prstGeom prst="rect">
+                      <a:avLst/>
+                    </a:prstGeom>
+                    <a:noFill/>
+                    <a:ln>
+                      <a:noFill/>
+                    </a:ln>
+                  </pic:spPr>
+                </pic:pic>
+              </a:graphicData>
+            </a:graphic>
+          </wp:inline>
+        </w:drawing>
+      </w:r>
+    </w:p>
+    <w:p>
+      <w:pPr>
+        <w:jc w:val="left"/>
+      </w:pPr>
+      <w:r>
+        <w:drawing>
+          <wp:inline distT="0" distB="0" distL="114300" distR="114300">
+            <wp:extent cx="7566025" cy="4114165"/>
+            <wp:effectExtent l="0" t="0" r="8255" b="635"/>
+            <wp:docPr id="9" name="Изображение 9"/>
+            <wp:cNvGraphicFramePr>
+              <a:graphicFrameLocks xmlns:a="http://schemas.openxmlformats.org/drawingml/2006/main" noChangeAspect="1"/>
+            </wp:cNvGraphicFramePr>
+            <a:graphic xmlns:a="http://schemas.openxmlformats.org/drawingml/2006/main">
+              <a:graphicData uri="http://schemas.openxmlformats.org/drawingml/2006/picture">
+                <pic:pic xmlns:pic="http://schemas.openxmlformats.org/drawingml/2006/picture">
+                  <pic:nvPicPr>
+                    <pic:cNvPr id="9" name="Изображение 9"/>
+                    <pic:cNvPicPr>
+                      <a:picLocks noChangeAspect="1"/>
+                    </pic:cNvPicPr>
+                  </pic:nvPicPr>
+                  <pic:blipFill>
+                    <a:blip r:embed="rId13"/>
+                    <a:stretch>
+                      <a:fillRect/>
+                    </a:stretch>
+                  </pic:blipFill>
+                  <pic:spPr>
+                    <a:xfrm>
+                      <a:off x="0" y="0"/>
+                      <a:ext cx="7566025" cy="4114165"/>
+                    </a:xfrm>
+                    <a:prstGeom prst="rect">
+                      <a:avLst/>
+                    </a:prstGeom>
+                    <a:noFill/>
+                    <a:ln>
+                      <a:noFill/>
+                    </a:ln>
+                  </pic:spPr>
+                </pic:pic>
+              </a:graphicData>
+            </a:graphic>
+          </wp:inline>
+        </w:drawing>
+      </w:r>
+    </w:p>
+    <w:p>
+      <w:pPr>
+        <w:jc w:val="left"/>
+      </w:pPr>
+      <w:r>
+        <w:drawing>
+          <wp:inline distT="0" distB="0" distL="114300" distR="114300">
+            <wp:extent cx="7566025" cy="4095115"/>
+            <wp:effectExtent l="0" t="0" r="8255" b="4445"/>
+            <wp:docPr id="10" name="Изображение 10"/>
+            <wp:cNvGraphicFramePr>
+              <a:graphicFrameLocks xmlns:a="http://schemas.openxmlformats.org/drawingml/2006/main" noChangeAspect="1"/>
+            </wp:cNvGraphicFramePr>
+            <a:graphic xmlns:a="http://schemas.openxmlformats.org/drawingml/2006/main">
+              <a:graphicData uri="http://schemas.openxmlformats.org/drawingml/2006/picture">
+                <pic:pic xmlns:pic="http://schemas.openxmlformats.org/drawingml/2006/picture">
+                  <pic:nvPicPr>
+                    <pic:cNvPr id="10" name="Изображение 10"/>
+                    <pic:cNvPicPr>
+                      <a:picLocks noChangeAspect="1"/>
+                    </pic:cNvPicPr>
+                  </pic:nvPicPr>
+                  <pic:blipFill>
+                    <a:blip r:embed="rId14"/>
+                    <a:stretch>
+                      <a:fillRect/>
+                    </a:stretch>
+                  </pic:blipFill>
+                  <pic:spPr>
+                    <a:xfrm>
+                      <a:off x="0" y="0"/>
+                      <a:ext cx="7566025" cy="4095115"/>
+                    </a:xfrm>
+                    <a:prstGeom prst="rect">
+                      <a:avLst/>
+                    </a:prstGeom>
+                    <a:noFill/>
+                    <a:ln>
+                      <a:noFill/>
+                    </a:ln>
+                  </pic:spPr>
+                </pic:pic>
+              </a:graphicData>
+            </a:graphic>
+          </wp:inline>
+        </w:drawing>
+      </w:r>
+    </w:p>
+    <w:p>
+      <w:pPr>
+        <w:jc w:val="left"/>
+      </w:pPr>
+      <w:r>
+        <w:drawing>
+          <wp:inline distT="0" distB="0" distL="114300" distR="114300">
+            <wp:extent cx="7592060" cy="4098925"/>
+            <wp:effectExtent l="0" t="0" r="12700" b="635"/>
+            <wp:docPr id="11" name="Изображение 11"/>
+            <wp:cNvGraphicFramePr>
+              <a:graphicFrameLocks xmlns:a="http://schemas.openxmlformats.org/drawingml/2006/main" noChangeAspect="1"/>
+            </wp:cNvGraphicFramePr>
+            <a:graphic xmlns:a="http://schemas.openxmlformats.org/drawingml/2006/main">
+              <a:graphicData uri="http://schemas.openxmlformats.org/drawingml/2006/picture">
+                <pic:pic xmlns:pic="http://schemas.openxmlformats.org/drawingml/2006/picture">
+                  <pic:nvPicPr>
+                    <pic:cNvPr id="11" name="Изображение 11"/>
+                    <pic:cNvPicPr>
+                      <a:picLocks noChangeAspect="1"/>
+                    </pic:cNvPicPr>
+                  </pic:nvPicPr>
+                  <pic:blipFill>
+                    <a:blip r:embed="rId15"/>
+                    <a:stretch>
+                      <a:fillRect/>
+                    </a:stretch>
+                  </pic:blipFill>
+                  <pic:spPr>
+                    <a:xfrm>
+                      <a:off x="0" y="0"/>
+                      <a:ext cx="7592060" cy="4098925"/>
+                    </a:xfrm>
+                    <a:prstGeom prst="rect">
+                      <a:avLst/>
+                    </a:prstGeom>
+                    <a:noFill/>
+                    <a:ln>
+                      <a:noFill/>
+                    </a:ln>
+                  </pic:spPr>
+                </pic:pic>
+              </a:graphicData>
+            </a:graphic>
+          </wp:inline>
+        </w:drawing>
+      </w:r>
+    </w:p>
+    <w:p>
+      <w:pPr>
+        <w:jc w:val="left"/>
+      </w:pPr>
+      <w:r>
+        <w:drawing>
+          <wp:inline distT="0" distB="0" distL="114300" distR="114300">
+            <wp:extent cx="7480300" cy="5514975"/>
+            <wp:effectExtent l="0" t="0" r="2540" b="1905"/>
+            <wp:docPr id="12" name="Изображение 12"/>
+            <wp:cNvGraphicFramePr>
+              <a:graphicFrameLocks xmlns:a="http://schemas.openxmlformats.org/drawingml/2006/main" noChangeAspect="1"/>
+            </wp:cNvGraphicFramePr>
+            <a:graphic xmlns:a="http://schemas.openxmlformats.org/drawingml/2006/main">
+              <a:graphicData uri="http://schemas.openxmlformats.org/drawingml/2006/picture">
+                <pic:pic xmlns:pic="http://schemas.openxmlformats.org/drawingml/2006/picture">
+                  <pic:nvPicPr>
+                    <pic:cNvPr id="12" name="Изображение 12"/>
+                    <pic:cNvPicPr>
+                      <a:picLocks noChangeAspect="1"/>
+                    </pic:cNvPicPr>
+                  </pic:nvPicPr>
+                  <pic:blipFill>
+                    <a:blip r:embed="rId16"/>
+                    <a:stretch>
+                      <a:fillRect/>
+                    </a:stretch>
+                  </pic:blipFill>
+                  <pic:spPr>
+                    <a:xfrm>
+                      <a:off x="0" y="0"/>
+                      <a:ext cx="7480300" cy="5514975"/>
+                    </a:xfrm>
+                    <a:prstGeom prst="rect">
+                      <a:avLst/>
+                    </a:prstGeom>
+                    <a:noFill/>
+                    <a:ln>
+                      <a:noFill/>
+                    </a:ln>
+                  </pic:spPr>
+                </pic:pic>
+              </a:graphicData>
+            </a:graphic>
+          </wp:inline>
+        </w:drawing>
+      </w:r>
+    </w:p>
+    <w:p>
+      <w:pPr>
+        <w:jc w:val="left"/>
+      </w:pPr>
+      <w:r>
+        <w:drawing>
+          <wp:inline distT="0" distB="0" distL="114300" distR="114300">
+            <wp:extent cx="6416675" cy="8586470"/>
+            <wp:effectExtent l="0" t="0" r="14605" b="8890"/>
+            <wp:docPr id="13" name="Изображение 13"/>
+            <wp:cNvGraphicFramePr>
+              <a:graphicFrameLocks xmlns:a="http://schemas.openxmlformats.org/drawingml/2006/main" noChangeAspect="1"/>
+            </wp:cNvGraphicFramePr>
+            <a:graphic xmlns:a="http://schemas.openxmlformats.org/drawingml/2006/main">
+              <a:graphicData uri="http://schemas.openxmlformats.org/drawingml/2006/picture">
+                <pic:pic xmlns:pic="http://schemas.openxmlformats.org/drawingml/2006/picture">
+                  <pic:nvPicPr>
+                    <pic:cNvPr id="13" name="Изображение 13"/>
+                    <pic:cNvPicPr>
+                      <a:picLocks noChangeAspect="1"/>
+                    </pic:cNvPicPr>
+                  </pic:nvPicPr>
+                  <pic:blipFill>
+                    <a:blip r:embed="rId17"/>
+                    <a:stretch>
+                      <a:fillRect/>
+                    </a:stretch>
+                  </pic:blipFill>
+                  <pic:spPr>
+                    <a:xfrm>
+                      <a:off x="0" y="0"/>
+                      <a:ext cx="6416675" cy="8586470"/>
+                    </a:xfrm>
+                    <a:prstGeom prst="rect">
+                      <a:avLst/>
+                    </a:prstGeom>
+                    <a:noFill/>
+                    <a:ln>
+                      <a:noFill/>
+                    </a:ln>
+                  </pic:spPr>
+                </pic:pic>
+              </a:graphicData>
+            </a:graphic>
+          </wp:inline>
+        </w:drawing>
+      </w:r>
+    </w:p>
+    <w:p>
+      <w:pPr>
+        <w:jc w:val="left"/>
+      </w:pPr>
+      <w:r>
+        <w:drawing>
+          <wp:inline distT="0" distB="0" distL="114300" distR="114300">
+            <wp:extent cx="6400800" cy="8782050"/>
+            <wp:effectExtent l="0" t="0" r="0" b="11430"/>
+            <wp:docPr id="14" name="Изображение 14"/>
+            <wp:cNvGraphicFramePr>
+              <a:graphicFrameLocks xmlns:a="http://schemas.openxmlformats.org/drawingml/2006/main" noChangeAspect="1"/>
+            </wp:cNvGraphicFramePr>
+            <a:graphic xmlns:a="http://schemas.openxmlformats.org/drawingml/2006/main">
+              <a:graphicData uri="http://schemas.openxmlformats.org/drawingml/2006/picture">
+                <pic:pic xmlns:pic="http://schemas.openxmlformats.org/drawingml/2006/picture">
+                  <pic:nvPicPr>
+                    <pic:cNvPr id="14" name="Изображение 14"/>
+                    <pic:cNvPicPr>
+                      <a:picLocks noChangeAspect="1"/>
+                    </pic:cNvPicPr>
+                  </pic:nvPicPr>
+                  <pic:blipFill>
+                    <a:blip r:embed="rId18"/>
+                    <a:stretch>
+                      <a:fillRect/>
+                    </a:stretch>
+                  </pic:blipFill>
+                  <pic:spPr>
+                    <a:xfrm>
+                      <a:off x="0" y="0"/>
+                      <a:ext cx="6400800" cy="8782050"/>
+                    </a:xfrm>
+                    <a:prstGeom prst="rect">
+                      <a:avLst/>
+                    </a:prstGeom>
+                    <a:noFill/>
+                    <a:ln>
+                      <a:noFill/>
+                    </a:ln>
+                  </pic:spPr>
+                </pic:pic>
+              </a:graphicData>
+            </a:graphic>
+          </wp:inline>
+        </w:drawing>
+      </w:r>
+    </w:p>
+    <w:p>
+      <w:pPr>
+        <w:jc w:val="left"/>
+      </w:pPr>
+      <w:r>
+        <w:drawing>
+          <wp:inline distT="0" distB="0" distL="114300" distR="114300">
+            <wp:extent cx="6372225" cy="8715375"/>
+            <wp:effectExtent l="0" t="0" r="13335" b="1905"/>
+            <wp:docPr id="15" name="Изображение 15"/>
+            <wp:cNvGraphicFramePr>
+              <a:graphicFrameLocks xmlns:a="http://schemas.openxmlformats.org/drawingml/2006/main" noChangeAspect="1"/>
+            </wp:cNvGraphicFramePr>
+            <a:graphic xmlns:a="http://schemas.openxmlformats.org/drawingml/2006/main">
+              <a:graphicData uri="http://schemas.openxmlformats.org/drawingml/2006/picture">
+                <pic:pic xmlns:pic="http://schemas.openxmlformats.org/drawingml/2006/picture">
+                  <pic:nvPicPr>
+                    <pic:cNvPr id="15" name="Изображение 15"/>
+                    <pic:cNvPicPr>
+                      <a:picLocks noChangeAspect="1"/>
+                    </pic:cNvPicPr>
+                  </pic:nvPicPr>
+                  <pic:blipFill>
+                    <a:blip r:embed="rId19"/>
+                    <a:stretch>
+                      <a:fillRect/>
+                    </a:stretch>
+                  </pic:blipFill>
+                  <pic:spPr>
+                    <a:xfrm>
+                      <a:off x="0" y="0"/>
+                      <a:ext cx="6372225" cy="8715375"/>
+                    </a:xfrm>
+                    <a:prstGeom prst="rect">
+                      <a:avLst/>
+                    </a:prstGeom>
+                    <a:noFill/>
+                    <a:ln>
+                      <a:noFill/>
+                    </a:ln>
+                  </pic:spPr>
+                </pic:pic>
+              </a:graphicData>
+            </a:graphic>
+          </wp:inline>
+        </w:drawing>
+      </w:r>
+    </w:p>
+    <w:p>
+      <w:pPr>
+        <w:jc w:val="left"/>
+      </w:pPr>
+      <w:r>
+        <w:drawing>
+          <wp:inline distT="0" distB="0" distL="114300" distR="114300">
+            <wp:extent cx="6381750" cy="8724900"/>
+            <wp:effectExtent l="0" t="0" r="3810" b="7620"/>
+            <wp:docPr id="16" name="Изображение 16"/>
+            <wp:cNvGraphicFramePr>
+              <a:graphicFrameLocks xmlns:a="http://schemas.openxmlformats.org/drawingml/2006/main" noChangeAspect="1"/>
+            </wp:cNvGraphicFramePr>
+            <a:graphic xmlns:a="http://schemas.openxmlformats.org/drawingml/2006/main">
+              <a:graphicData uri="http://schemas.openxmlformats.org/drawingml/2006/picture">
+                <pic:pic xmlns:pic="http://schemas.openxmlformats.org/drawingml/2006/picture">
+                  <pic:nvPicPr>
+                    <pic:cNvPr id="16" name="Изображение 16"/>
+                    <pic:cNvPicPr>
+                      <a:picLocks noChangeAspect="1"/>
+                    </pic:cNvPicPr>
+                  </pic:nvPicPr>
+                  <pic:blipFill>
+                    <a:blip r:embed="rId20"/>
+                    <a:stretch>
+                      <a:fillRect/>
+                    </a:stretch>
+                  </pic:blipFill>
+                  <pic:spPr>
+                    <a:xfrm>
+                      <a:off x="0" y="0"/>
+                      <a:ext cx="6381750" cy="8724900"/>
+                    </a:xfrm>
+                    <a:prstGeom prst="rect">
+                      <a:avLst/>
+                    </a:prstGeom>
+                    <a:noFill/>
+                    <a:ln>
+                      <a:noFill/>
+                    </a:ln>
+                  </pic:spPr>
+                </pic:pic>
+              </a:graphicData>
+            </a:graphic>
+          </wp:inline>
+        </w:drawing>
+      </w:r>
+    </w:p>
+    <w:p>
+      <w:pPr>
+        <w:jc w:val="left"/>
         <w:rPr>
           <w:rFonts w:hint="default"/>
           <w:lang w:val="ru-RU"/>
@@ -430,31 +831,31 @@
       <w:r>
         <w:drawing>
           <wp:inline distT="0" distB="0" distL="114300" distR="114300">
-            <wp:extent cx="6202680" cy="1799590"/>
-            <wp:effectExtent l="0" t="0" r="0" b="13970"/>
-            <wp:docPr id="9" name="Изображение 8"/>
-            <wp:cNvGraphicFramePr>
-              <a:graphicFrameLocks xmlns:a="http://schemas.openxmlformats.org/drawingml/2006/main" noChangeAspect="1"/>
-            </wp:cNvGraphicFramePr>
-            <a:graphic xmlns:a="http://schemas.openxmlformats.org/drawingml/2006/main">
-              <a:graphicData uri="http://schemas.openxmlformats.org/drawingml/2006/picture">
-                <pic:pic xmlns:pic="http://schemas.openxmlformats.org/drawingml/2006/picture">
-                  <pic:nvPicPr>
-                    <pic:cNvPr id="9" name="Изображение 8"/>
-                    <pic:cNvPicPr>
-                      <a:picLocks noChangeAspect="1"/>
-                    </pic:cNvPicPr>
-                  </pic:nvPicPr>
-                  <pic:blipFill>
-                    <a:blip r:embed="rId12"/>
-                    <a:stretch>
-                      <a:fillRect/>
-                    </a:stretch>
-                  </pic:blipFill>
-                  <pic:spPr>
-                    <a:xfrm>
-                      <a:off x="0" y="0"/>
-                      <a:ext cx="6202680" cy="1799590"/>
+            <wp:extent cx="7409180" cy="5685790"/>
+            <wp:effectExtent l="0" t="0" r="12700" b="13970"/>
+            <wp:docPr id="17" name="Изображение 17"/>
+            <wp:cNvGraphicFramePr>
+              <a:graphicFrameLocks xmlns:a="http://schemas.openxmlformats.org/drawingml/2006/main" noChangeAspect="1"/>
+            </wp:cNvGraphicFramePr>
+            <a:graphic xmlns:a="http://schemas.openxmlformats.org/drawingml/2006/main">
+              <a:graphicData uri="http://schemas.openxmlformats.org/drawingml/2006/picture">
+                <pic:pic xmlns:pic="http://schemas.openxmlformats.org/drawingml/2006/picture">
+                  <pic:nvPicPr>
+                    <pic:cNvPr id="17" name="Изображение 17"/>
+                    <pic:cNvPicPr>
+                      <a:picLocks noChangeAspect="1"/>
+                    </pic:cNvPicPr>
+                  </pic:nvPicPr>
+                  <pic:blipFill>
+                    <a:blip r:embed="rId21"/>
+                    <a:stretch>
+                      <a:fillRect/>
+                    </a:stretch>
+                  </pic:blipFill>
+                  <pic:spPr>
+                    <a:xfrm>
+                      <a:off x="0" y="0"/>
+                      <a:ext cx="7409180" cy="5685790"/>
                     </a:xfrm>
                     <a:prstGeom prst="rect">
                       <a:avLst/>
@@ -473,7 +874,7 @@
     </w:p>
     <w:sectPr>
       <w:pgSz w:w="11906" w:h="16838"/>
-      <w:pgMar w:top="1440" w:right="1800" w:bottom="1440" w:left="1800" w:header="720" w:footer="720" w:gutter="0"/>
+      <w:pgMar w:top="1440" w:right="1800" w:bottom="1440" w:left="0" w:header="720" w:footer="720" w:gutter="0"/>
       <w:cols w:space="720" w:num="1"/>
       <w:docGrid w:linePitch="360" w:charSpace="0"/>
     </w:sectPr>
@@ -557,7 +958,7 @@
     <w:lsdException w:qFormat="1" w:unhideWhenUsed="0" w:uiPriority="0" w:semiHidden="0" w:name="Title"/>
     <w:lsdException w:unhideWhenUsed="0" w:uiPriority="0" w:semiHidden="0" w:name="Closing"/>
     <w:lsdException w:unhideWhenUsed="0" w:uiPriority="0" w:semiHidden="0" w:name="Signature"/>
-    <w:lsdException w:unhideWhenUsed="0" w:uiPriority="0" w:name="Default Paragraph Font"/>
+    <w:lsdException w:qFormat="1" w:unhideWhenUsed="0" w:uiPriority="0" w:name="Default Paragraph Font"/>
     <w:lsdException w:unhideWhenUsed="0" w:uiPriority="0" w:semiHidden="0" w:name="Body Text"/>
     <w:lsdException w:unhideWhenUsed="0" w:uiPriority="0" w:semiHidden="0" w:name="Body Text Indent"/>
     <w:lsdException w:unhideWhenUsed="0" w:uiPriority="0" w:semiHidden="0" w:name="List Continue"/>
@@ -655,6 +1056,7 @@
   <w:style w:type="character" w:default="1" w:styleId="2">
     <w:name w:val="Default Paragraph Font"/>
     <w:semiHidden/>
+    <w:qFormat/>
     <w:uiPriority w:val="0"/>
   </w:style>
   <w:style w:type="table" w:default="1" w:styleId="3">

--- a/чтосделано.docx
+++ b/чтосделано.docx
@@ -677,8 +677,66 @@
           </wp:inline>
         </w:drawing>
       </w:r>
+    </w:p>
+    <w:p>
+      <w:pPr>
+        <w:jc w:val="left"/>
+      </w:pPr>
+      <w:r>
+        <w:drawing>
+          <wp:inline distT="0" distB="0" distL="114300" distR="114300">
+            <wp:extent cx="7553325" cy="4124325"/>
+            <wp:effectExtent l="0" t="0" r="5715" b="5715"/>
+            <wp:docPr id="1" name="Изображение 1"/>
+            <wp:cNvGraphicFramePr>
+              <a:graphicFrameLocks xmlns:a="http://schemas.openxmlformats.org/drawingml/2006/main" noChangeAspect="1"/>
+            </wp:cNvGraphicFramePr>
+            <a:graphic xmlns:a="http://schemas.openxmlformats.org/drawingml/2006/main">
+              <a:graphicData uri="http://schemas.openxmlformats.org/drawingml/2006/picture">
+                <pic:pic xmlns:pic="http://schemas.openxmlformats.org/drawingml/2006/picture">
+                  <pic:nvPicPr>
+                    <pic:cNvPr id="1" name="Изображение 1"/>
+                    <pic:cNvPicPr>
+                      <a:picLocks noChangeAspect="1"/>
+                    </pic:cNvPicPr>
+                  </pic:nvPicPr>
+                  <pic:blipFill>
+                    <a:blip r:embed="rId18"/>
+                    <a:stretch>
+                      <a:fillRect/>
+                    </a:stretch>
+                  </pic:blipFill>
+                  <pic:spPr>
+                    <a:xfrm>
+                      <a:off x="0" y="0"/>
+                      <a:ext cx="7553325" cy="4124325"/>
+                    </a:xfrm>
+                    <a:prstGeom prst="rect">
+                      <a:avLst/>
+                    </a:prstGeom>
+                    <a:noFill/>
+                    <a:ln>
+                      <a:noFill/>
+                    </a:ln>
+                  </pic:spPr>
+                </pic:pic>
+              </a:graphicData>
+            </a:graphic>
+          </wp:inline>
+        </w:drawing>
+      </w:r>
       <w:bookmarkStart w:id="0" w:name="_GoBack"/>
       <w:bookmarkEnd w:id="0"/>
+    </w:p>
+    <w:p>
+      <w:pPr>
+        <w:jc w:val="left"/>
+      </w:pPr>
+    </w:p>
+    <w:p>
+      <w:pPr>
+        <w:jc w:val="left"/>
+      </w:pPr>
     </w:p>
     <w:p>
       <w:pPr>
@@ -703,7 +761,7 @@
                     </pic:cNvPicPr>
                   </pic:nvPicPr>
                   <pic:blipFill>
-                    <a:blip r:embed="rId18"/>
+                    <a:blip r:embed="rId19"/>
                     <a:stretch>
                       <a:fillRect/>
                     </a:stretch>
@@ -751,7 +809,7 @@
                     </pic:cNvPicPr>
                   </pic:nvPicPr>
                   <pic:blipFill>
-                    <a:blip r:embed="rId19"/>
+                    <a:blip r:embed="rId20"/>
                     <a:stretch>
                       <a:fillRect/>
                     </a:stretch>
@@ -799,7 +857,7 @@
                     </pic:cNvPicPr>
                   </pic:nvPicPr>
                   <pic:blipFill>
-                    <a:blip r:embed="rId20"/>
+                    <a:blip r:embed="rId21"/>
                     <a:stretch>
                       <a:fillRect/>
                     </a:stretch>
@@ -847,7 +905,7 @@
                     </pic:cNvPicPr>
                   </pic:nvPicPr>
                   <pic:blipFill>
-                    <a:blip r:embed="rId21"/>
+                    <a:blip r:embed="rId22"/>
                     <a:stretch>
                       <a:fillRect/>
                     </a:stretch>
@@ -895,7 +953,7 @@
                     </pic:cNvPicPr>
                   </pic:nvPicPr>
                   <pic:blipFill>
-                    <a:blip r:embed="rId22"/>
+                    <a:blip r:embed="rId23"/>
                     <a:stretch>
                       <a:fillRect/>
                     </a:stretch>
@@ -943,7 +1001,7 @@
                     </pic:cNvPicPr>
                   </pic:nvPicPr>
                   <pic:blipFill>
-                    <a:blip r:embed="rId23"/>
+                    <a:blip r:embed="rId24"/>
                     <a:stretch>
                       <a:fillRect/>
                     </a:stretch>
@@ -991,7 +1049,7 @@
                     </pic:cNvPicPr>
                   </pic:nvPicPr>
                   <pic:blipFill>
-                    <a:blip r:embed="rId24"/>
+                    <a:blip r:embed="rId25"/>
                     <a:stretch>
                       <a:fillRect/>
                     </a:stretch>
@@ -1043,7 +1101,7 @@
                     </pic:cNvPicPr>
                   </pic:nvPicPr>
                   <pic:blipFill>
-                    <a:blip r:embed="rId25"/>
+                    <a:blip r:embed="rId26"/>
                     <a:stretch>
                       <a:fillRect/>
                     </a:stretch>
